--- a/tsuki/19-pandoc/02-work-report.docx
+++ b/tsuki/19-pandoc/02-work-report.docx
@@ -79,8 +79,6 @@
 </w:t>
       </w:r>
       <w:bookmarkEnd w:id="1"/>
-      <w:bookmarkStart w:id="5" w:name="_GoBack"/>
-      <w:bookmarkEnd w:id="5"/>
     </w:p>
     <w:p>
       <w:pPr>
@@ -319,6 +317,14 @@
         <w:tblW w:w="0" w:type="auto"/>
         <w:jc w:val="center"/>
         <w:tblCaption w:val="Table caption."/>
+        <w:tblBorders>
+          <w:top w:val="single" w:color="auto" w:sz="4" w:space="0"/>
+          <w:left w:val="single" w:color="auto" w:sz="4" w:space="0"/>
+          <w:bottom w:val="single" w:color="auto" w:sz="4" w:space="0"/>
+          <w:right w:val="single" w:color="auto" w:sz="4" w:space="0"/>
+          <w:insideH w:val="single" w:color="auto" w:sz="4" w:space="0"/>
+          <w:insideV w:val="single" w:color="auto" w:sz="4" w:space="0"/>
+        </w:tblBorders>
         <w:tblLayout w:type="autofit"/>
         <w:tblCellMar>
           <w:top w:w="0" w:type="dxa"/>
@@ -333,6 +339,14 @@
       </w:tblGrid>
       <w:tr>
         <w:tblPrEx>
+          <w:tblBorders>
+            <w:top w:val="single" w:color="auto" w:sz="4" w:space="0"/>
+            <w:left w:val="single" w:color="auto" w:sz="4" w:space="0"/>
+            <w:bottom w:val="single" w:color="auto" w:sz="4" w:space="0"/>
+            <w:right w:val="single" w:color="auto" w:sz="4" w:space="0"/>
+            <w:insideH w:val="single" w:color="auto" w:sz="4" w:space="0"/>
+            <w:insideV w:val="single" w:color="auto" w:sz="4" w:space="0"/>
+          </w:tblBorders>
           <w:tblCellMar>
             <w:top w:w="0" w:type="dxa"/>
             <w:left w:w="108" w:type="dxa"/>
@@ -345,16 +359,15 @@
         </w:trPr>
         <w:tc>
           <w:tcPr>
-            <w:tcBorders>
-              <w:bottom w:val="single" w:color="auto" w:sz="0" w:space="0"/>
-            </w:tcBorders>
-            <w:vAlign w:val="bottom"/>
+            <w:vAlign w:val="center"/>
           </w:tcPr>
           <w:p>
             <w:pPr>
               <w:pStyle w:val="27"/>
-              <w:jc w:val="left"/>
+              <w:bidi w:val="0"/>
+              <w:jc w:val="center"/>
             </w:pPr>
+            <w:bookmarkStart w:id="5" w:name="_GoBack"/>
             <w:r>
               <w:t>
 Table
@@ -364,15 +377,13 @@
         </w:tc>
         <w:tc>
           <w:tcPr>
-            <w:tcBorders>
-              <w:bottom w:val="single" w:color="auto" w:sz="0" w:space="0"/>
-            </w:tcBorders>
-            <w:vAlign w:val="bottom"/>
+            <w:vAlign w:val="center"/>
           </w:tcPr>
           <w:p>
             <w:pPr>
               <w:pStyle w:val="27"/>
-              <w:jc w:val="left"/>
+              <w:bidi w:val="0"/>
+              <w:jc w:val="center"/>
             </w:pPr>
             <w:r>
               <w:t>
@@ -384,6 +395,14 @@
       </w:tr>
       <w:tr>
         <w:tblPrEx>
+          <w:tblBorders>
+            <w:top w:val="single" w:color="auto" w:sz="4" w:space="0"/>
+            <w:left w:val="single" w:color="auto" w:sz="4" w:space="0"/>
+            <w:bottom w:val="single" w:color="auto" w:sz="4" w:space="0"/>
+            <w:right w:val="single" w:color="auto" w:sz="4" w:space="0"/>
+            <w:insideH w:val="single" w:color="auto" w:sz="4" w:space="0"/>
+            <w:insideV w:val="single" w:color="auto" w:sz="4" w:space="0"/>
+          </w:tblBorders>
           <w:tblCellMar>
             <w:top w:w="0" w:type="dxa"/>
             <w:left w:w="108" w:type="dxa"/>
@@ -395,10 +414,14 @@
           <w:jc w:val="center"/>
         </w:trPr>
         <w:tc>
+          <w:tcPr>
+            <w:vAlign w:val="center"/>
+          </w:tcPr>
           <w:p>
             <w:pPr>
               <w:pStyle w:val="27"/>
-              <w:jc w:val="left"/>
+              <w:bidi w:val="0"/>
+              <w:jc w:val="center"/>
             </w:pPr>
             <w:r>
               <w:t>
@@ -408,10 +431,14 @@
           </w:p>
         </w:tc>
         <w:tc>
+          <w:tcPr>
+            <w:vAlign w:val="center"/>
+          </w:tcPr>
           <w:p>
             <w:pPr>
               <w:pStyle w:val="27"/>
-              <w:jc w:val="left"/>
+              <w:bidi w:val="0"/>
+              <w:jc w:val="center"/>
             </w:pPr>
             <w:r>
               <w:t>
@@ -421,6 +448,7 @@
           </w:p>
         </w:tc>
       </w:tr>
+      <w:bookmarkEnd w:id="5"/>
     </w:tbl>
     <w:p>
       <w:pPr>
@@ -1404,6 +1432,7 @@
     <w:qFormat/>
     <w:uiPriority w:val="0"/>
     <w:pPr>
+      <w:spacing w:before="50" w:beforeLines="50" w:after="50" w:afterLines="50" w:line="240" w:lineRule="auto"/>
       <w:jc w:val="both"/>
     </w:pPr>
     <w:rPr>

--- a/tsuki/19-pandoc/02-work-report.docx
+++ b/tsuki/19-pandoc/02-work-report.docx
@@ -301,13 +301,25 @@
     </w:p>
     <w:p>
       <w:pPr>
-        <w:pStyle w:val="36"/>
+        <w:pStyle w:val="47"/>
         <w:bidi w:val="0"/>
         <w:ind w:left="0" w:leftChars="0" w:firstLine="0" w:firstLineChars="0"/>
       </w:pPr>
       <w:r>
         <w:t>
-Table caption.
+</w:t>
+      </w:r>
+      <w:r>
+        <w:rPr>
+          <w:rFonts w:hint="eastAsia"/>
+          <w:lang w:eastAsia="zh-CN"/>
+        </w:rPr>
+        <w:t>表题</w:t>
+      </w:r>
+      <w:bookmarkStart w:id="5" w:name="_GoBack"/>
+      <w:bookmarkEnd w:id="5"/>
+      <w:r>
+        <w:t>
 </w:t>
       </w:r>
     </w:p>
@@ -334,8 +346,8 @@
         </w:tblCellMar>
       </w:tblPr>
       <w:tblGrid>
-        <w:gridCol w:w="1115"/>
-        <w:gridCol w:w="1115"/>
+        <w:gridCol w:w="1150"/>
+        <w:gridCol w:w="1150"/>
       </w:tblGrid>
       <w:tr>
         <w:tblPrEx>
@@ -363,11 +375,9 @@
           </w:tcPr>
           <w:p>
             <w:pPr>
-              <w:pStyle w:val="27"/>
+              <w:pStyle w:val="44"/>
               <w:bidi w:val="0"/>
-              <w:jc w:val="center"/>
             </w:pPr>
-            <w:bookmarkStart w:id="5" w:name="_GoBack"/>
             <w:r>
               <w:t>
 Table
@@ -381,9 +391,8 @@
           </w:tcPr>
           <w:p>
             <w:pPr>
-              <w:pStyle w:val="27"/>
+              <w:pStyle w:val="44"/>
               <w:bidi w:val="0"/>
-              <w:jc w:val="center"/>
             </w:pPr>
             <w:r>
               <w:t>
@@ -419,9 +428,8 @@
           </w:tcPr>
           <w:p>
             <w:pPr>
-              <w:pStyle w:val="27"/>
+              <w:pStyle w:val="45"/>
               <w:bidi w:val="0"/>
-              <w:jc w:val="center"/>
             </w:pPr>
             <w:r>
               <w:t>
@@ -436,9 +444,8 @@
           </w:tcPr>
           <w:p>
             <w:pPr>
-              <w:pStyle w:val="27"/>
+              <w:pStyle w:val="45"/>
               <w:bidi w:val="0"/>
-              <w:jc w:val="center"/>
             </w:pPr>
             <w:r>
               <w:t>
@@ -448,7 +455,6 @@
           </w:p>
         </w:tc>
       </w:tr>
-      <w:bookmarkEnd w:id="5"/>
     </w:tbl>
     <w:p>
       <w:pPr>
@@ -483,6 +489,10 @@
     <w:p>
       <w:pPr>
         <w:pStyle w:val="35"/>
+        <w:rPr>
+          <w:rFonts w:hint="default"/>
+          <w:lang w:val="en-US"/>
+        </w:rPr>
       </w:pPr>
       <w:r>
         <w:t>
@@ -490,14 +500,8 @@
 </w:t>
       </w:r>
     </w:p>
-    <w:p>
-      <w:pPr>
-        <w:pStyle w:val="39"/>
-        <w:bidi w:val="0"/>
-      </w:pPr>
-    </w:p>
     <w:sectPr>
-      <w:pgMar w:top="1440" w:right="1080" w:bottom="1440" w:left="1080" w:header="720" w:footer="720" w:gutter="0"/>
+      <w:pgMar w:top="720" w:right="720" w:bottom="720" w:left="720" w:header="720" w:footer="720" w:gutter="0"/>
       <w:cols w:space="720" w:num="1"/>
     </w:sectPr>
   </w:body>
@@ -586,15 +590,14 @@
 <file path=word/numbering.xml><?xml version="1.0" encoding="utf-8"?>
 <w:numbering xmlns:wpc="http://schemas.microsoft.com/office/word/2010/wordprocessingCanvas" xmlns:mc="http://schemas.openxmlformats.org/markup-compatibility/2006" xmlns:o="urn:schemas-microsoft-com:office:office" xmlns:r="http://schemas.openxmlformats.org/officeDocument/2006/relationships" xmlns:m="http://schemas.openxmlformats.org/officeDocument/2006/math" xmlns:v="urn:schemas-microsoft-com:vml" xmlns:wp14="http://schemas.microsoft.com/office/word/2010/wordprocessingDrawing" xmlns:wp="http://schemas.openxmlformats.org/drawingml/2006/wordprocessingDrawing" xmlns:w10="urn:schemas-microsoft-com:office:word" xmlns:w="http://schemas.openxmlformats.org/wordprocessingml/2006/main" xmlns:w14="http://schemas.microsoft.com/office/word/2010/wordml" xmlns:wpg="http://schemas.microsoft.com/office/word/2010/wordprocessingGroup" xmlns:wpi="http://schemas.microsoft.com/office/word/2010/wordprocessingInk" xmlns:wne="http://schemas.microsoft.com/office/word/2006/wordml" xmlns:wps="http://schemas.microsoft.com/office/word/2010/wordprocessingShape" xmlns:wpsCustomData="http://www.wps.cn/officeDocument/2013/wpsCustomData" mc:Ignorable="w14 wp14">
   <w:abstractNum w:abstractNumId="0">
-    <w:nsid w:val="DFFFA26D"/>
+    <w:nsid w:val="D79E89B8"/>
     <w:multiLevelType w:val="multilevel"/>
-    <w:tmpl w:val="DFFFA26D"/>
+    <w:tmpl w:val="D79E89B8"/>
     <w:lvl w:ilvl="0" w:tentative="0">
       <w:start w:val="1"/>
-      <w:numFmt w:val="decimal"/>
-      <w:pStyle w:val="2"/>
-      <w:suff w:val="space"/>
-      <w:lvlText w:val="%1"/>
+      <w:numFmt w:val="none"/>
+      <w:suff w:val="nothing"/>
+      <w:lvlText w:val=""/>
       <w:lvlJc w:val="left"/>
       <w:pPr>
         <w:tabs>
@@ -613,7 +616,7 @@
       <w:numFmt w:val="decimal"/>
       <w:pStyle w:val="4"/>
       <w:suff w:val="space"/>
-      <w:lvlText w:val="%1.%2"/>
+      <w:lvlText w:val="%2"/>
       <w:lvlJc w:val="left"/>
       <w:pPr>
         <w:tabs>
@@ -622,7 +625,7 @@
         <w:ind w:left="0" w:firstLine="0"/>
       </w:pPr>
       <w:rPr>
-        <w:rFonts w:hint="default" w:ascii="宋体" w:hAnsi="宋体" w:eastAsia="宋体" w:cs="宋体"/>
+        <w:rFonts w:hint="default" w:ascii="Times New Roman" w:hAnsi="Times New Roman" w:eastAsia="宋体" w:cs="Times New Roman"/>
         <w:sz w:val="28"/>
         <w:szCs w:val="28"/>
       </w:rPr>
@@ -632,7 +635,7 @@
       <w:numFmt w:val="decimal"/>
       <w:pStyle w:val="5"/>
       <w:suff w:val="space"/>
-      <w:lvlText w:val="%1.%2.%3"/>
+      <w:lvlText w:val="%2.%3"/>
       <w:lvlJc w:val="left"/>
       <w:pPr>
         <w:tabs>
@@ -641,7 +644,7 @@
         <w:ind w:left="0" w:firstLine="0"/>
       </w:pPr>
       <w:rPr>
-        <w:rFonts w:hint="default" w:ascii="Times New Roman" w:hAnsi="Times New Roman" w:eastAsia="宋体" w:cs="Times New Roman"/>
+        <w:rFonts w:hint="eastAsia" w:ascii="Times New Roman" w:hAnsi="Times New Roman" w:eastAsia="宋体" w:cs="Times New Roman"/>
         <w:sz w:val="24"/>
         <w:szCs w:val="24"/>
       </w:rPr>
@@ -651,7 +654,7 @@
       <w:numFmt w:val="decimal"/>
       <w:pStyle w:val="6"/>
       <w:suff w:val="space"/>
-      <w:lvlText w:val="%1.%2.%3.%4"/>
+      <w:lvlText w:val="%2.%3.%4"/>
       <w:lvlJc w:val="left"/>
       <w:pPr>
         <w:tabs>
@@ -660,7 +663,7 @@
         <w:ind w:left="0" w:firstLine="0"/>
       </w:pPr>
       <w:rPr>
-        <w:rFonts w:hint="default" w:ascii="Times New Roman" w:hAnsi="Times New Roman" w:cs="Times New Roman"/>
+        <w:rFonts w:hint="eastAsia" w:ascii="Times New Roman" w:hAnsi="Times New Roman" w:cs="Times New Roman"/>
         <w:sz w:val="24"/>
         <w:szCs w:val="24"/>
       </w:rPr>
@@ -670,7 +673,7 @@
       <w:numFmt w:val="decimal"/>
       <w:pStyle w:val="7"/>
       <w:suff w:val="space"/>
-      <w:lvlText w:val="%1.%2.%3.%4.%5"/>
+      <w:lvlText w:val="%2.%3.%4.%5"/>
       <w:lvlJc w:val="left"/>
       <w:pPr>
         <w:tabs>
@@ -679,7 +682,177 @@
         <w:ind w:left="0" w:firstLine="0"/>
       </w:pPr>
       <w:rPr>
-        <w:rFonts w:hint="default" w:ascii="Times New Roman" w:hAnsi="Times New Roman" w:cs="Times New Roman"/>
+        <w:rFonts w:hint="eastAsia" w:ascii="Times New Roman" w:hAnsi="Times New Roman" w:cs="Times New Roman"/>
+        <w:sz w:val="24"/>
+        <w:szCs w:val="24"/>
+      </w:rPr>
+    </w:lvl>
+    <w:lvl w:ilvl="5" w:tentative="0">
+      <w:start w:val="1"/>
+      <w:numFmt w:val="decimal"/>
+      <w:lvlRestart w:val="0"/>
+      <w:suff w:val="space"/>
+      <w:lvlText w:val="图%6"/>
+      <w:lvlJc w:val="left"/>
+      <w:pPr>
+        <w:tabs>
+          <w:tab w:val="left" w:pos="420"/>
+        </w:tabs>
+        <w:ind w:left="0" w:firstLine="0"/>
+      </w:pPr>
+      <w:rPr>
+        <w:rFonts w:hint="eastAsia" w:ascii="Times New Roman" w:hAnsi="Times New Roman" w:eastAsia="宋体" w:cs="Times New Roman"/>
+        <w:sz w:val="21"/>
+        <w:szCs w:val="21"/>
+      </w:rPr>
+    </w:lvl>
+    <w:lvl w:ilvl="6" w:tentative="0">
+      <w:start w:val="1"/>
+      <w:numFmt w:val="decimal"/>
+      <w:lvlRestart w:val="0"/>
+      <w:pStyle w:val="36"/>
+      <w:suff w:val="space"/>
+      <w:lvlText w:val="表%7"/>
+      <w:lvlJc w:val="left"/>
+      <w:pPr>
+        <w:tabs>
+          <w:tab w:val="left" w:pos="0"/>
+        </w:tabs>
+        <w:ind w:left="0" w:firstLine="0"/>
+      </w:pPr>
+      <w:rPr>
+        <w:rFonts w:hint="eastAsia" w:ascii="Times New Roman" w:hAnsi="Times New Roman" w:eastAsia="宋体" w:cs="Times New Roman"/>
+        <w:sz w:val="21"/>
+        <w:szCs w:val="21"/>
+      </w:rPr>
+    </w:lvl>
+    <w:lvl w:ilvl="7" w:tentative="0">
+      <w:start w:val="1"/>
+      <w:numFmt w:val="none"/>
+      <w:suff w:val="nothing"/>
+      <w:lvlText w:val=""/>
+      <w:lvlJc w:val="left"/>
+      <w:pPr>
+        <w:tabs>
+          <w:tab w:val="left" w:pos="420"/>
+        </w:tabs>
+        <w:ind w:left="0" w:firstLine="402"/>
+      </w:pPr>
+      <w:rPr>
+        <w:rFonts w:hint="eastAsia" w:ascii="宋体" w:hAnsi="宋体" w:eastAsia="宋体" w:cs="宋体"/>
+        <w:sz w:val="24"/>
+        <w:szCs w:val="24"/>
+      </w:rPr>
+    </w:lvl>
+    <w:lvl w:ilvl="8" w:tentative="0">
+      <w:start w:val="1"/>
+      <w:numFmt w:val="none"/>
+      <w:suff w:val="nothing"/>
+      <w:lvlText w:val=""/>
+      <w:lvlJc w:val="left"/>
+      <w:pPr>
+        <w:ind w:left="0" w:firstLine="402"/>
+      </w:pPr>
+      <w:rPr>
+        <w:rFonts w:hint="eastAsia"/>
+      </w:rPr>
+    </w:lvl>
+  </w:abstractNum>
+  <w:abstractNum w:abstractNumId="1">
+    <w:nsid w:val="FDED60A3"/>
+    <w:multiLevelType w:val="multilevel"/>
+    <w:tmpl w:val="FDED60A3"/>
+    <w:lvl w:ilvl="0" w:tentative="0">
+      <w:start w:val="1"/>
+      <w:numFmt w:val="none"/>
+      <w:pStyle w:val="2"/>
+      <w:suff w:val="nothing"/>
+      <w:lvlText w:val=""/>
+      <w:lvlJc w:val="left"/>
+      <w:pPr>
+        <w:tabs>
+          <w:tab w:val="left" w:pos="420"/>
+        </w:tabs>
+        <w:ind w:left="0" w:leftChars="0" w:firstLine="0" w:firstLineChars="0"/>
+      </w:pPr>
+      <w:rPr>
+        <w:rFonts w:hint="default"/>
+        <w:sz w:val="28"/>
+        <w:szCs w:val="28"/>
+      </w:rPr>
+    </w:lvl>
+    <w:lvl w:ilvl="1" w:tentative="0">
+      <w:start w:val="1"/>
+      <w:numFmt w:val="decimal"/>
+      <w:pStyle w:val="4"/>
+      <w:suff w:val="space"/>
+      <w:lvlText w:val="%2"/>
+      <w:lvlJc w:val="left"/>
+      <w:pPr>
+        <w:tabs>
+          <w:tab w:val="left" w:pos="420"/>
+        </w:tabs>
+        <w:ind w:left="0" w:firstLine="0"/>
+      </w:pPr>
+      <w:rPr>
+        <w:rFonts w:hint="default" w:ascii="Times New Roman" w:hAnsi="Times New Roman" w:eastAsia="宋体" w:cs="Times New Roman"/>
+        <w:sz w:val="28"/>
+        <w:szCs w:val="28"/>
+      </w:rPr>
+    </w:lvl>
+    <w:lvl w:ilvl="2" w:tentative="0">
+      <w:start w:val="1"/>
+      <w:numFmt w:val="decimal"/>
+      <w:pStyle w:val="5"/>
+      <w:suff w:val="space"/>
+      <w:lvlText w:val="%2.%3"/>
+      <w:lvlJc w:val="left"/>
+      <w:pPr>
+        <w:tabs>
+          <w:tab w:val="left" w:pos="420"/>
+        </w:tabs>
+        <w:ind w:left="0" w:firstLine="0"/>
+      </w:pPr>
+      <w:rPr>
+        <w:rFonts w:hint="eastAsia" w:ascii="Times New Roman" w:hAnsi="Times New Roman" w:eastAsia="宋体" w:cs="Times New Roman"/>
+        <w:sz w:val="24"/>
+        <w:szCs w:val="24"/>
+      </w:rPr>
+    </w:lvl>
+    <w:lvl w:ilvl="3" w:tentative="0">
+      <w:start w:val="1"/>
+      <w:numFmt w:val="decimal"/>
+      <w:pStyle w:val="6"/>
+      <w:suff w:val="space"/>
+      <w:lvlText w:val="%2.%3.%4"/>
+      <w:lvlJc w:val="left"/>
+      <w:pPr>
+        <w:tabs>
+          <w:tab w:val="left" w:pos="420"/>
+        </w:tabs>
+        <w:ind w:left="0" w:firstLine="0"/>
+      </w:pPr>
+      <w:rPr>
+        <w:rFonts w:hint="eastAsia" w:ascii="Times New Roman" w:hAnsi="Times New Roman" w:cs="Times New Roman"/>
+        <w:sz w:val="24"/>
+        <w:szCs w:val="24"/>
+      </w:rPr>
+    </w:lvl>
+    <w:lvl w:ilvl="4" w:tentative="0">
+      <w:start w:val="1"/>
+      <w:numFmt w:val="decimal"/>
+      <w:pStyle w:val="7"/>
+      <w:suff w:val="space"/>
+      <w:lvlText w:val="%2.%3.%4.%5"/>
+      <w:lvlJc w:val="left"/>
+      <w:pPr>
+        <w:tabs>
+          <w:tab w:val="left" w:pos="420"/>
+        </w:tabs>
+        <w:ind w:left="0" w:firstLine="0"/>
+      </w:pPr>
+      <w:rPr>
+        <w:rFonts w:hint="eastAsia" w:ascii="Times New Roman" w:hAnsi="Times New Roman" w:cs="Times New Roman"/>
         <w:sz w:val="24"/>
         <w:szCs w:val="24"/>
       </w:rPr>
@@ -694,7 +867,7 @@
       <w:lvlJc w:val="left"/>
       <w:pPr>
         <w:tabs>
-          <w:tab w:val="left" w:pos="420"/>
+          <w:tab w:val="left" w:pos="0"/>
         </w:tabs>
         <w:ind w:left="0" w:firstLine="0"/>
       </w:pPr>
@@ -708,13 +881,13 @@
       <w:start w:val="1"/>
       <w:numFmt w:val="decimal"/>
       <w:lvlRestart w:val="0"/>
-      <w:pStyle w:val="36"/>
+      <w:pStyle w:val="47"/>
       <w:suff w:val="space"/>
       <w:lvlText w:val="表%7"/>
       <w:lvlJc w:val="left"/>
       <w:pPr>
         <w:tabs>
-          <w:tab w:val="left" w:pos="420"/>
+          <w:tab w:val="left" w:pos="0"/>
         </w:tabs>
         <w:ind w:left="0" w:firstLine="0"/>
       </w:pPr>
@@ -737,7 +910,7 @@
         <w:ind w:left="0" w:firstLine="402"/>
       </w:pPr>
       <w:rPr>
-        <w:rFonts w:hint="default" w:ascii="宋体" w:hAnsi="宋体" w:eastAsia="宋体" w:cs="宋体"/>
+        <w:rFonts w:hint="eastAsia" w:ascii="宋体" w:hAnsi="宋体" w:eastAsia="宋体" w:cs="宋体"/>
         <w:sz w:val="24"/>
         <w:szCs w:val="24"/>
       </w:rPr>
@@ -752,11 +925,14 @@
         <w:ind w:left="0" w:firstLine="402"/>
       </w:pPr>
       <w:rPr>
-        <w:rFonts w:hint="default" w:ascii="宋体" w:hAnsi="宋体" w:eastAsia="宋体" w:cs="宋体"/>
+        <w:rFonts w:hint="eastAsia"/>
       </w:rPr>
     </w:lvl>
   </w:abstractNum>
   <w:num w:numId="1">
+    <w:abstractNumId w:val="1"/>
+  </w:num>
+  <w:num w:numId="2">
     <w:abstractNumId w:val="0"/>
   </w:num>
 </w:numbering>
@@ -811,7 +987,7 @@
     <w:lsdException w:unhideWhenUsed="0" w:uiPriority="0" w:semiHidden="0" w:name="table of figures"/>
     <w:lsdException w:unhideWhenUsed="0" w:uiPriority="0" w:semiHidden="0" w:name="envelope address"/>
     <w:lsdException w:unhideWhenUsed="0" w:uiPriority="0" w:semiHidden="0" w:name="envelope return"/>
-    <w:lsdException w:unhideWhenUsed="0" w:uiPriority="0" w:semiHidden="0" w:name="footnote reference"/>
+    <w:lsdException w:qFormat="1" w:unhideWhenUsed="0" w:uiPriority="0" w:semiHidden="0" w:name="footnote reference"/>
     <w:lsdException w:unhideWhenUsed="0" w:uiPriority="0" w:semiHidden="0" w:name="annotation reference"/>
     <w:lsdException w:unhideWhenUsed="0" w:uiPriority="0" w:semiHidden="0" w:name="line number"/>
     <w:lsdException w:unhideWhenUsed="0" w:uiPriority="0" w:semiHidden="0" w:name="page number"/>
@@ -859,7 +1035,7 @@
     <w:lsdException w:unhideWhenUsed="0" w:uiPriority="0" w:semiHidden="0" w:name="Body Text Indent 3"/>
     <w:lsdException w:qFormat="1" w:uiPriority="9" w:semiHidden="0" w:name="Block Text"/>
     <w:lsdException w:qFormat="1" w:unhideWhenUsed="0" w:uiPriority="0" w:semiHidden="0" w:name="Hyperlink"/>
-    <w:lsdException w:unhideWhenUsed="0" w:uiPriority="0" w:semiHidden="0" w:name="FollowedHyperlink"/>
+    <w:lsdException w:qFormat="1" w:unhideWhenUsed="0" w:uiPriority="0" w:semiHidden="0" w:name="FollowedHyperlink"/>
     <w:lsdException w:unhideWhenUsed="0" w:uiPriority="0" w:semiHidden="0" w:name="Strong"/>
     <w:lsdException w:unhideWhenUsed="0" w:uiPriority="0" w:semiHidden="0" w:name="Emphasis"/>
     <w:lsdException w:unhideWhenUsed="0" w:uiPriority="0" w:semiHidden="0" w:name="Document Map"/>
@@ -1053,7 +1229,7 @@
       </w:numPr>
       <w:spacing w:before="50" w:beforeLines="50" w:after="0"/>
       <w:ind w:left="0" w:firstLine="0"/>
-      <w:jc w:val="both"/>
+      <w:jc w:val="center"/>
       <w:outlineLvl w:val="0"/>
     </w:pPr>
     <w:rPr>
@@ -1377,6 +1553,7 @@
   <w:style w:type="character" w:styleId="22">
     <w:name w:val="FollowedHyperlink"/>
     <w:basedOn w:val="21"/>
+    <w:qFormat/>
     <w:uiPriority w:val="0"/>
     <w:rPr>
       <w:color w:val="800080"/>
@@ -1411,6 +1588,7 @@
   <w:style w:type="character" w:styleId="25">
     <w:name w:val="footnote reference"/>
     <w:basedOn w:val="24"/>
+    <w:qFormat/>
     <w:uiPriority w:val="0"/>
     <w:rPr>
       <w:vertAlign w:val="superscript"/>
@@ -1562,12 +1740,8 @@
       <w:keepNext/>
       <w:numPr>
         <w:ilvl w:val="6"/>
-        <w:numId w:val="1"/>
+        <w:numId w:val="2"/>
       </w:numPr>
-      <w:tabs>
-        <w:tab w:val="left" w:pos="0"/>
-        <w:tab w:val="clear" w:pos="420"/>
-      </w:tabs>
       <w:spacing w:before="50" w:beforeLines="50"/>
       <w:jc w:val="center"/>
     </w:pPr>
@@ -1586,6 +1760,10 @@
         <w:ilvl w:val="5"/>
         <w:numId w:val="1"/>
       </w:numPr>
+      <w:tabs>
+        <w:tab w:val="left" w:pos="420"/>
+        <w:tab w:val="clear" w:pos="0"/>
+      </w:tabs>
       <w:spacing w:before="50" w:beforeLines="50"/>
       <w:jc w:val="center"/>
     </w:pPr>
@@ -1654,6 +1832,61 @@
       <w:b w:val="0"/>
       <w:bCs w:val="0"/>
       <w:color w:val="366091" w:themeColor="accent1" w:themeShade="BF"/>
+    </w:rPr>
+  </w:style>
+  <w:style w:type="paragraph" w:customStyle="1" w:styleId="43">
+    <w:name w:val="表格整体样式"/>
+    <w:uiPriority w:val="0"/>
+    <w:pPr>
+      <w:spacing w:before="50" w:beforeLines="50" w:after="50" w:afterLines="50" w:line="240" w:lineRule="auto"/>
+      <w:jc w:val="center"/>
+    </w:pPr>
+    <w:rPr>
+      <w:rFonts w:ascii="Times New Roman" w:hAnsi="Times New Roman" w:eastAsia="宋体"/>
+      <w:sz w:val="21"/>
+      <w:szCs w:val="21"/>
+    </w:rPr>
+  </w:style>
+  <w:style w:type="paragraph" w:customStyle="1" w:styleId="44">
+    <w:name w:val="表格表头样式"/>
+    <w:basedOn w:val="43"/>
+    <w:uiPriority w:val="0"/>
+    <w:rPr>
+      <w:b/>
+    </w:rPr>
+  </w:style>
+  <w:style w:type="paragraph" w:customStyle="1" w:styleId="45">
+    <w:name w:val="表格单元格正文样式 A"/>
+    <w:basedOn w:val="43"/>
+    <w:uiPriority w:val="0"/>
+    <w:pPr>
+      <w:jc w:val="center"/>
+    </w:pPr>
+  </w:style>
+  <w:style w:type="paragraph" w:customStyle="1" w:styleId="46">
+    <w:name w:val="表格单元格正文样式 B"/>
+    <w:basedOn w:val="43"/>
+    <w:uiPriority w:val="0"/>
+    <w:pPr>
+      <w:jc w:val="both"/>
+    </w:pPr>
+  </w:style>
+  <w:style w:type="paragraph" w:customStyle="1" w:styleId="47">
+    <w:name w:val="表题"/>
+    <w:next w:val="1"/>
+    <w:uiPriority w:val="0"/>
+    <w:pPr>
+      <w:numPr>
+        <w:ilvl w:val="6"/>
+        <w:numId w:val="1"/>
+      </w:numPr>
+      <w:spacing w:before="50" w:beforeLines="50" w:after="50" w:afterLines="50" w:line="240" w:lineRule="auto"/>
+      <w:jc w:val="center"/>
+    </w:pPr>
+    <w:rPr>
+      <w:rFonts w:ascii="Times New Roman" w:hAnsi="Times New Roman" w:eastAsia="宋体"/>
+      <w:sz w:val="21"/>
+      <w:szCs w:val="21"/>
     </w:rPr>
   </w:style>
 </w:styles>
